--- a/templates/pleadings/fragments/toa.docx
+++ b/templates/pleadings/fragments/toa.docx
@@ -6,9 +6,6 @@
       <w:pPr>
         <w:pStyle w:val="HeadingNoTOC"/>
       </w:pPr>
-      <w:r>
-        <w:fldChar w:fldCharType="end"/>
-      </w:r>
       <w:r>
         <w:br w:type="page"/>
       </w:r>
@@ -73,16 +70,6 @@
           <w:szCs w:val="28"/>
         </w:rPr>
         <w:fldChar w:fldCharType="end"/>
-      </w:r>
-      <w:r>
-        <w:rPr>
-          <w:rFonts w:ascii="Times New Roman" w:hAnsi="Times New Roman"/>
-          <w:b/>
-          <w:bCs/>
-          <w:sz w:val="28"/>
-          <w:szCs w:val="28"/>
-        </w:rPr>
-        <w:br w:type="page"/>
       </w:r>
     </w:p>
     <w:sectPr>
@@ -211,22 +198,6 @@
       <w:pPr>
         <w:spacing w:line="240" w:lineRule="auto"/>
       </w:pPr>
-    </w:p>
-  </w:footnote>
-  <w:footnote w:id="2">
-    <w:p>
-      <w:r>
-        <w:rPr>
-          <w:rStyle w:val="FootnoteReference"/>
-        </w:rPr>
-        <w:footnoteRef/>
-      </w:r>
-      <w:r>
-        <w:t xml:space="preserve"> </w:t>
-      </w:r>
-      <w:r>
-        <w:t>Pursuant to Local Rule 5-4.3.4, as the filer of this document, I attest that all other signatories listed, and on whose behalf the filing is submitted, concur in the filing’s content and have authorized the filing.</w:t>
-      </w:r>
     </w:p>
   </w:footnote>
 </w:footnotes>
@@ -6832,31 +6803,31 @@
 </file>
 
 <file path=customXml/item2.xml><?xml version="1.0" encoding="utf-8"?>
-<b:Sources xmlns:b="http://schemas.openxmlformats.org/officeDocument/2006/bibliography" xmlns="http://schemas.openxmlformats.org/officeDocument/2006/bibliography" SelectedStyle="\APASixthEditionOfficeOnline.xsl" StyleName="APA" Version="6"/>
-</file>
-
-<file path=customXml/item3.xml><?xml version="1.0" encoding="utf-8"?>
 <caseData xmlns="urn:custom-schema">
   <Plaintiffs/>
 </caseData>
 </file>
 
-<file path=customXml/item4.xml><?xml version="1.0" encoding="utf-8"?>
-<caseData xmlns="urn:custom-schema">
-  <Plaintiffs>Dorothey Heimbach</Plaintiffs>
-  <AuthorName>Cooper Alison-Mayne</AuthorName>
-  <Email/>
-  <CaseNumber/>
-</caseData>
+<file path=customXml/item3.xml><?xml version="1.0" encoding="utf-8"?>
+<b:Sources xmlns:b="http://schemas.openxmlformats.org/officeDocument/2006/bibliography" xmlns="http://schemas.openxmlformats.org/officeDocument/2006/bibliography" SelectedStyle="\APASixthEditionOfficeOnline.xsl" StyleName="APA" Version="6"/>
 </file>
 
-<file path=customXml/item5.xml><?xml version="1.0" encoding="utf-8"?>
+<file path=customXml/item4.xml><?xml version="1.0" encoding="utf-8"?>
 <caseData xmlns="urn:custom-schema">
   <Plaintiffs>John Doe, Jane Smith</Plaintiffs>
   <AuthorName>Cooper Alison-Mayne</AuthorName>
   <Email/>
   <CaseNumber>12345-A</CaseNumber>
   <SingPlur>Plaintiff</SingPlur>
+</caseData>
+</file>
+
+<file path=customXml/item5.xml><?xml version="1.0" encoding="utf-8"?>
+<caseData xmlns="urn:custom-schema">
+  <Plaintiffs>Dorothey Heimbach</Plaintiffs>
+  <AuthorName>Cooper Alison-Mayne</AuthorName>
+  <Email/>
+  <CaseNumber/>
 </caseData>
 </file>
 
@@ -6869,6 +6840,14 @@
 </file>
 
 <file path=customXml/itemProps2.xml><?xml version="1.0" encoding="utf-8"?>
+<ds:datastoreItem xmlns:ds="http://schemas.openxmlformats.org/officeDocument/2006/customXml" ds:itemID="{061753FD-292F-480D-BDB1-9F83B63E1DD8}">
+  <ds:schemaRefs>
+    <ds:schemaRef ds:uri="urn:custom-schema"/>
+  </ds:schemaRefs>
+</ds:datastoreItem>
+</file>
+
+<file path=customXml/itemProps3.xml><?xml version="1.0" encoding="utf-8"?>
 <ds:datastoreItem xmlns:ds="http://schemas.openxmlformats.org/officeDocument/2006/customXml" ds:itemID="{C036A6A0-214D-4DFD-B68C-05C096AFD24C}">
   <ds:schemaRefs>
     <ds:schemaRef ds:uri="http://schemas.openxmlformats.org/officeDocument/2006/bibliography"/>
@@ -6876,16 +6855,8 @@
 </ds:datastoreItem>
 </file>
 
-<file path=customXml/itemProps3.xml><?xml version="1.0" encoding="utf-8"?>
-<ds:datastoreItem xmlns:ds="http://schemas.openxmlformats.org/officeDocument/2006/customXml" ds:itemID="{061753FD-292F-480D-BDB1-9F83B63E1DD8}">
-  <ds:schemaRefs>
-    <ds:schemaRef ds:uri="urn:custom-schema"/>
-  </ds:schemaRefs>
-</ds:datastoreItem>
-</file>
-
 <file path=customXml/itemProps4.xml><?xml version="1.0" encoding="utf-8"?>
-<ds:datastoreItem xmlns:ds="http://schemas.openxmlformats.org/officeDocument/2006/customXml" ds:itemID="{A9C54615-EF12-4B3A-9614-573ABB2997F0}">
+<ds:datastoreItem xmlns:ds="http://schemas.openxmlformats.org/officeDocument/2006/customXml" ds:itemID="{741DB435-B643-4E53-9915-012E740CA925}">
   <ds:schemaRefs>
     <ds:schemaRef ds:uri="urn:custom-schema"/>
   </ds:schemaRefs>
@@ -6893,7 +6864,7 @@
 </file>
 
 <file path=customXml/itemProps5.xml><?xml version="1.0" encoding="utf-8"?>
-<ds:datastoreItem xmlns:ds="http://schemas.openxmlformats.org/officeDocument/2006/customXml" ds:itemID="{741DB435-B643-4E53-9915-012E740CA925}">
+<ds:datastoreItem xmlns:ds="http://schemas.openxmlformats.org/officeDocument/2006/customXml" ds:itemID="{A9C54615-EF12-4B3A-9614-573ABB2997F0}">
   <ds:schemaRefs>
     <ds:schemaRef ds:uri="urn:custom-schema"/>
   </ds:schemaRefs>
